--- a/resumes/web_developer_resume.docx
+++ b/resumes/web_developer_resume.docx
@@ -92,7 +92,13 @@
         <w:pStyle w:val="ResumeBody"/>
       </w:pPr>
       <w:r>
-        <w:t>Web developer and senior software engineer with more than 25 years of experience building browser-based applications, data-backed workflows, and multi-tenant SaaS platforms. Hands-on background in HTML5, CSS3, JavaScript, C#/.NET, MVC, REST APIs, and SQL, with additional experience in React, TypeScript, and Redux Toolkit.</w:t>
+        <w:t xml:space="preserve">Web developer and senior software engineer with more than </w:t>
+      </w:r>
+      <w:r>
+        <w:t>1</w:t>
+      </w:r>
+      <w:r>
+        <w:t>5 years of experience building browser-based applications, data-backed workflows, and multi-tenant SaaS platforms. Hands-on background in HTML5, CSS3, JavaScript, C#/.NET, MVC, REST APIs, and SQL, with additional experience in React, TypeScript, and Redux Toolkit.</w:t>
       </w:r>
     </w:p>
     <w:p>
@@ -244,60 +250,98 @@
     </w:p>
     <w:p>
       <w:pPr>
-        <w:pStyle w:val="ResumeBullet"/>
+        <w:pStyle w:val="ResumeRole"/>
+        <w:keepNext/>
         <w:numPr>
           <w:ilvl w:val="0"/>
-          <w:numId w:val="10"/>
+          <w:numId w:val="11"/>
         </w:numPr>
-        <w:ind w:left="270" w:hanging="270"/>
+        <w:tabs>
+          <w:tab w:val="right" w:pos="10570"/>
+        </w:tabs>
+        <w:rPr>
+          <w:b w:val="0"/>
+          <w:sz w:val="18"/>
+        </w:rPr>
       </w:pPr>
       <w:r>
-        <w:t>Designed and implemented .NET-based applications, APIs, integration components, and automation workflows using relational databases and cloud-ready patterns.</w:t>
+        <w:rPr>
+          <w:b w:val="0"/>
+          <w:sz w:val="18"/>
+        </w:rPr>
+        <w:t>Designed and implemented .NET applications, APIs, integration components, automation workflows, and relational data solutions using cloud-ready architectural patterns.</w:t>
       </w:r>
     </w:p>
     <w:p>
       <w:pPr>
-        <w:pStyle w:val="ResumeBullet"/>
+        <w:pStyle w:val="ResumeRole"/>
+        <w:keepNext/>
         <w:numPr>
           <w:ilvl w:val="0"/>
-          <w:numId w:val="10"/>
+          <w:numId w:val="11"/>
         </w:numPr>
-        <w:ind w:left="270" w:hanging="270"/>
+        <w:tabs>
+          <w:tab w:val="right" w:pos="10570"/>
+        </w:tabs>
+        <w:rPr>
+          <w:b w:val="0"/>
+          <w:sz w:val="18"/>
+        </w:rPr>
       </w:pPr>
       <w:r>
-        <w:t>Built repeatable development and runtime environments using Docker, cloud platforms, and documented deployment practices</w:t>
-      </w:r>
-      <w:r>
-        <w:t>.</w:t>
+        <w:rPr>
+          <w:b w:val="0"/>
+          <w:sz w:val="18"/>
+        </w:rPr>
+        <w:t>Built repeatable development and runtime environments using Docker, cloud platforms, and documented deployment practices.</w:t>
       </w:r>
     </w:p>
     <w:p>
       <w:pPr>
-        <w:pStyle w:val="ResumeBullet"/>
+        <w:pStyle w:val="ResumeRole"/>
+        <w:keepNext/>
         <w:numPr>
           <w:ilvl w:val="0"/>
-          <w:numId w:val="10"/>
+          <w:numId w:val="11"/>
         </w:numPr>
-        <w:ind w:left="270" w:hanging="270"/>
+        <w:tabs>
+          <w:tab w:val="right" w:pos="10570"/>
+        </w:tabs>
+        <w:rPr>
+          <w:b w:val="0"/>
+          <w:sz w:val="18"/>
+        </w:rPr>
       </w:pPr>
       <w:r>
-        <w:t>Developed reporting and data-processing workflows and applied A.I.-assisted automation to reduce manual overhead.</w:t>
-      </w:r>
-      <w:r>
-        <w:t xml:space="preserve"> </w:t>
+        <w:rPr>
+          <w:b w:val="0"/>
+          <w:sz w:val="18"/>
+        </w:rPr>
+        <w:t xml:space="preserve">Developed reporting and data-processing workflows and applied A.I.-assisted automation to u manual overhead. </w:t>
       </w:r>
     </w:p>
     <w:p>
       <w:pPr>
-        <w:pStyle w:val="ResumeBullet"/>
+        <w:pStyle w:val="ResumeRole"/>
+        <w:keepNext/>
         <w:numPr>
           <w:ilvl w:val="0"/>
-          <w:numId w:val="10"/>
+          <w:numId w:val="11"/>
         </w:numPr>
-        <w:ind w:left="270" w:hanging="270"/>
+        <w:tabs>
+          <w:tab w:val="right" w:pos="10570"/>
+        </w:tabs>
+        <w:rPr>
+          <w:b w:val="0"/>
+          <w:sz w:val="18"/>
+        </w:rPr>
       </w:pPr>
       <w:r>
-        <w:t>Continued hands-on work in portable, maintainable architecture patterns for small-business and SaaS-style platforms.</w:t>
+        <w:rPr>
+          <w:b w:val="0"/>
+          <w:sz w:val="18"/>
+        </w:rPr>
+        <w:t>Designed, built, and maintain the public Et al Solutions technology platform (https://etal.solutions), demonstrating modern web architecture, API integration, automated deployment, and technical content delivery.</w:t>
       </w:r>
     </w:p>
     <w:p>
@@ -549,251 +593,6 @@
       </w:pPr>
       <w:r>
         <w:t>Implemented Azure- and AWS-based infrastructure to improve scalability and availability.</w:t>
-      </w:r>
-    </w:p>
-    <w:p>
-      <w:pPr>
-        <w:pStyle w:val="ResumeSection"/>
-        <w:keepNext/>
-        <w:pBdr>
-          <w:bottom w:val="single" w:sz="4" w:space="1" w:color="999999"/>
-        </w:pBdr>
-      </w:pPr>
-      <w:r>
-        <w:t>ADDITIONAL EXPERIENCE</w:t>
-      </w:r>
-    </w:p>
-    <w:p>
-      <w:pPr>
-        <w:pStyle w:val="ResumeRole"/>
-        <w:keepNext/>
-        <w:tabs>
-          <w:tab w:val="right" w:pos="10570"/>
-        </w:tabs>
-      </w:pPr>
-      <w:r>
-        <w:t>SeeBeyond — Senior Consultant</w:t>
-      </w:r>
-      <w:r>
-        <w:tab/>
-      </w:r>
-      <w:r>
-        <w:rPr>
-          <w:b w:val="0"/>
-          <w:i/>
-          <w:sz w:val="17"/>
-        </w:rPr>
-        <w:t>10/2002 – 12/2003</w:t>
-      </w:r>
-    </w:p>
-    <w:p>
-      <w:pPr>
-        <w:pStyle w:val="ResumeBullet"/>
-        <w:numPr>
-          <w:ilvl w:val="0"/>
-          <w:numId w:val="10"/>
-        </w:numPr>
-        <w:ind w:left="270" w:hanging="270"/>
-      </w:pPr>
-      <w:r>
-        <w:t>Delivered Java-based enterprise integration solutions across healthcare, government, and commercial systems.</w:t>
-      </w:r>
-    </w:p>
-    <w:p>
-      <w:pPr>
-        <w:pStyle w:val="ResumeBullet"/>
-        <w:numPr>
-          <w:ilvl w:val="0"/>
-          <w:numId w:val="10"/>
-        </w:numPr>
-        <w:ind w:left="270" w:hanging="270"/>
-      </w:pPr>
-      <w:r>
-        <w:t>Built 400+ interfaces enabling data exchange across distributed applications using messaging and service-based architectures.</w:t>
-      </w:r>
-    </w:p>
-    <w:p>
-      <w:pPr>
-        <w:pStyle w:val="ResumeBullet"/>
-        <w:numPr>
-          <w:ilvl w:val="0"/>
-          <w:numId w:val="10"/>
-        </w:numPr>
-        <w:ind w:left="270" w:hanging="270"/>
-      </w:pPr>
-      <w:r>
-        <w:t>Implemented secure HL7 integrations in regulated environments.</w:t>
-      </w:r>
-    </w:p>
-    <w:p>
-      <w:pPr>
-        <w:pStyle w:val="ResumeRole"/>
-        <w:keepNext/>
-        <w:tabs>
-          <w:tab w:val="right" w:pos="10570"/>
-        </w:tabs>
-      </w:pPr>
-      <w:r>
-        <w:t>Computer Sciences Corporation — Senior Consultant</w:t>
-      </w:r>
-      <w:r>
-        <w:tab/>
-      </w:r>
-      <w:r>
-        <w:rPr>
-          <w:b w:val="0"/>
-          <w:i/>
-          <w:sz w:val="17"/>
-        </w:rPr>
-        <w:t>10/2001 – 10/2002</w:t>
-      </w:r>
-    </w:p>
-    <w:p>
-      <w:pPr>
-        <w:pStyle w:val="ResumeBullet"/>
-        <w:numPr>
-          <w:ilvl w:val="0"/>
-          <w:numId w:val="10"/>
-        </w:numPr>
-        <w:ind w:left="270" w:hanging="270"/>
-      </w:pPr>
-      <w:r>
-        <w:t>Designed enterprise integration components supporting SAP-based systems and contributed to integration architecture for NASA’s IFMP program.</w:t>
-      </w:r>
-    </w:p>
-    <w:p>
-      <w:pPr>
-        <w:pStyle w:val="ResumeRole"/>
-        <w:keepNext/>
-        <w:tabs>
-          <w:tab w:val="right" w:pos="10570"/>
-        </w:tabs>
-      </w:pPr>
-      <w:r>
-        <w:t>Fluor Corporation — EAI Team Lead</w:t>
-      </w:r>
-      <w:r>
-        <w:tab/>
-      </w:r>
-      <w:r>
-        <w:rPr>
-          <w:b w:val="0"/>
-          <w:i/>
-          <w:sz w:val="17"/>
-        </w:rPr>
-        <w:t>01/1999 – 10/2001</w:t>
-      </w:r>
-    </w:p>
-    <w:p>
-      <w:pPr>
-        <w:pStyle w:val="ResumeBullet"/>
-        <w:numPr>
-          <w:ilvl w:val="0"/>
-          <w:numId w:val="10"/>
-        </w:numPr>
-        <w:ind w:left="270" w:hanging="270"/>
-      </w:pPr>
-      <w:r>
-        <w:t>Led legacy-to-SAP integration initiatives using message-based architectures, including IBM MQSeries.</w:t>
-      </w:r>
-    </w:p>
-    <w:p>
-      <w:pPr>
-        <w:pStyle w:val="ResumeRole"/>
-        <w:keepNext/>
-        <w:tabs>
-          <w:tab w:val="right" w:pos="10570"/>
-        </w:tabs>
-      </w:pPr>
-      <w:r>
-        <w:t>PM Realty Group — MIS Manager</w:t>
-      </w:r>
-      <w:r>
-        <w:tab/>
-      </w:r>
-      <w:r>
-        <w:rPr>
-          <w:b w:val="0"/>
-          <w:i/>
-          <w:sz w:val="17"/>
-        </w:rPr>
-        <w:t>01/1996 – 01/1999</w:t>
-      </w:r>
-    </w:p>
-    <w:p>
-      <w:pPr>
-        <w:pStyle w:val="ResumeBullet"/>
-        <w:numPr>
-          <w:ilvl w:val="0"/>
-          <w:numId w:val="10"/>
-        </w:numPr>
-        <w:ind w:left="270" w:hanging="270"/>
-      </w:pPr>
-      <w:r>
-        <w:t>Managed enterprise IT systems and developed SQL-based business applications supporting financial operations.</w:t>
-      </w:r>
-    </w:p>
-    <w:p>
-      <w:pPr>
-        <w:pStyle w:val="ResumeRole"/>
-        <w:keepNext/>
-        <w:tabs>
-          <w:tab w:val="right" w:pos="10570"/>
-        </w:tabs>
-      </w:pPr>
-      <w:r>
-        <w:t>Access Development Corp — System Administrator / Programmer</w:t>
-      </w:r>
-      <w:r>
-        <w:tab/>
-      </w:r>
-      <w:r>
-        <w:rPr>
-          <w:b w:val="0"/>
-          <w:i/>
-          <w:sz w:val="17"/>
-        </w:rPr>
-        <w:t>05/1986 – 01/1996</w:t>
-      </w:r>
-    </w:p>
-    <w:p>
-      <w:pPr>
-        <w:pStyle w:val="ResumeBullet"/>
-        <w:numPr>
-          <w:ilvl w:val="0"/>
-          <w:numId w:val="10"/>
-        </w:numPr>
-        <w:ind w:left="270" w:hanging="270"/>
-      </w:pPr>
-      <w:r>
-        <w:t>Developed internal business systems and migrated legacy applications to SQL-based client/server architectures.</w:t>
-      </w:r>
-    </w:p>
-    <w:p>
-      <w:pPr>
-        <w:pStyle w:val="ResumeSection"/>
-        <w:keepNext/>
-        <w:pBdr>
-          <w:bottom w:val="single" w:sz="4" w:space="1" w:color="999999"/>
-        </w:pBdr>
-      </w:pPr>
-      <w:r>
-        <w:lastRenderedPageBreak/>
-        <w:t>EDUCATION</w:t>
-      </w:r>
-    </w:p>
-    <w:p>
-      <w:pPr>
-        <w:pStyle w:val="ResumeBody"/>
-      </w:pPr>
-      <w:r>
-        <w:rPr>
-          <w:b/>
-        </w:rPr>
-        <w:t>Brigham Young University</w:t>
-      </w:r>
-      <w:r>
-        <w:t xml:space="preserve"> — Computer Science, 1985 – 1986</w:t>
       </w:r>
     </w:p>
     <w:sectPr>
@@ -1033,6 +832,119 @@
     </w:lvl>
   </w:abstractNum>
   <w:abstractNum w:abstractNumId="9" w15:restartNumberingAfterBreak="0">
+    <w:nsid w:val="4A9455B4"/>
+    <w:multiLevelType w:val="hybridMultilevel"/>
+    <w:tmpl w:val="6740974A"/>
+    <w:lvl w:ilvl="0" w:tplc="04090001">
+      <w:start w:val="1"/>
+      <w:numFmt w:val="bullet"/>
+      <w:lvlText w:val=""/>
+      <w:lvlJc w:val="left"/>
+      <w:pPr>
+        <w:ind w:left="360" w:hanging="360"/>
+      </w:pPr>
+      <w:rPr>
+        <w:rFonts w:ascii="Symbol" w:hAnsi="Symbol" w:hint="default"/>
+      </w:rPr>
+    </w:lvl>
+    <w:lvl w:ilvl="1" w:tplc="04090003" w:tentative="1">
+      <w:start w:val="1"/>
+      <w:numFmt w:val="bullet"/>
+      <w:lvlText w:val="o"/>
+      <w:lvlJc w:val="left"/>
+      <w:pPr>
+        <w:ind w:left="1080" w:hanging="360"/>
+      </w:pPr>
+      <w:rPr>
+        <w:rFonts w:ascii="Courier New" w:hAnsi="Courier New" w:cs="Courier New" w:hint="default"/>
+      </w:rPr>
+    </w:lvl>
+    <w:lvl w:ilvl="2" w:tplc="04090005" w:tentative="1">
+      <w:start w:val="1"/>
+      <w:numFmt w:val="bullet"/>
+      <w:lvlText w:val=""/>
+      <w:lvlJc w:val="left"/>
+      <w:pPr>
+        <w:ind w:left="1800" w:hanging="360"/>
+      </w:pPr>
+      <w:rPr>
+        <w:rFonts w:ascii="Wingdings" w:hAnsi="Wingdings" w:hint="default"/>
+      </w:rPr>
+    </w:lvl>
+    <w:lvl w:ilvl="3" w:tplc="04090001" w:tentative="1">
+      <w:start w:val="1"/>
+      <w:numFmt w:val="bullet"/>
+      <w:lvlText w:val=""/>
+      <w:lvlJc w:val="left"/>
+      <w:pPr>
+        <w:ind w:left="2520" w:hanging="360"/>
+      </w:pPr>
+      <w:rPr>
+        <w:rFonts w:ascii="Symbol" w:hAnsi="Symbol" w:hint="default"/>
+      </w:rPr>
+    </w:lvl>
+    <w:lvl w:ilvl="4" w:tplc="04090003" w:tentative="1">
+      <w:start w:val="1"/>
+      <w:numFmt w:val="bullet"/>
+      <w:lvlText w:val="o"/>
+      <w:lvlJc w:val="left"/>
+      <w:pPr>
+        <w:ind w:left="3240" w:hanging="360"/>
+      </w:pPr>
+      <w:rPr>
+        <w:rFonts w:ascii="Courier New" w:hAnsi="Courier New" w:cs="Courier New" w:hint="default"/>
+      </w:rPr>
+    </w:lvl>
+    <w:lvl w:ilvl="5" w:tplc="04090005" w:tentative="1">
+      <w:start w:val="1"/>
+      <w:numFmt w:val="bullet"/>
+      <w:lvlText w:val=""/>
+      <w:lvlJc w:val="left"/>
+      <w:pPr>
+        <w:ind w:left="3960" w:hanging="360"/>
+      </w:pPr>
+      <w:rPr>
+        <w:rFonts w:ascii="Wingdings" w:hAnsi="Wingdings" w:hint="default"/>
+      </w:rPr>
+    </w:lvl>
+    <w:lvl w:ilvl="6" w:tplc="04090001" w:tentative="1">
+      <w:start w:val="1"/>
+      <w:numFmt w:val="bullet"/>
+      <w:lvlText w:val=""/>
+      <w:lvlJc w:val="left"/>
+      <w:pPr>
+        <w:ind w:left="4680" w:hanging="360"/>
+      </w:pPr>
+      <w:rPr>
+        <w:rFonts w:ascii="Symbol" w:hAnsi="Symbol" w:hint="default"/>
+      </w:rPr>
+    </w:lvl>
+    <w:lvl w:ilvl="7" w:tplc="04090003" w:tentative="1">
+      <w:start w:val="1"/>
+      <w:numFmt w:val="bullet"/>
+      <w:lvlText w:val="o"/>
+      <w:lvlJc w:val="left"/>
+      <w:pPr>
+        <w:ind w:left="5400" w:hanging="360"/>
+      </w:pPr>
+      <w:rPr>
+        <w:rFonts w:ascii="Courier New" w:hAnsi="Courier New" w:cs="Courier New" w:hint="default"/>
+      </w:rPr>
+    </w:lvl>
+    <w:lvl w:ilvl="8" w:tplc="04090005" w:tentative="1">
+      <w:start w:val="1"/>
+      <w:numFmt w:val="bullet"/>
+      <w:lvlText w:val=""/>
+      <w:lvlJc w:val="left"/>
+      <w:pPr>
+        <w:ind w:left="6120" w:hanging="360"/>
+      </w:pPr>
+      <w:rPr>
+        <w:rFonts w:ascii="Wingdings" w:hAnsi="Wingdings" w:hint="default"/>
+      </w:rPr>
+    </w:lvl>
+  </w:abstractNum>
+  <w:abstractNum w:abstractNumId="10" w15:restartNumberingAfterBreak="0">
     <w:nsid w:val="7B99011E"/>
     <w:multiLevelType w:val="hybridMultilevel"/>
     <w:tmpl w:val="FFC27E50"/>
@@ -1173,6 +1085,9 @@
     <w:abstractNumId w:val="0"/>
   </w:num>
   <w:num w:numId="10" w16cid:durableId="1897813704">
+    <w:abstractNumId w:val="10"/>
+  </w:num>
+  <w:num w:numId="11" w16cid:durableId="1234585362">
     <w:abstractNumId w:val="9"/>
   </w:num>
 </w:numbering>
@@ -1788,6 +1703,7 @@
   <w:style w:type="character" w:default="1" w:styleId="DefaultParagraphFont">
     <w:name w:val="Default Paragraph Font"/>
     <w:uiPriority w:val="1"/>
+    <w:semiHidden/>
     <w:unhideWhenUsed/>
   </w:style>
   <w:style w:type="table" w:default="1" w:styleId="TableNormal">

--- a/resumes/web_developer_resume.docx
+++ b/resumes/web_developer_resume.docx
@@ -32,13 +32,8 @@
         <w:t>compute456</w:t>
       </w:r>
       <w:r>
-        <w:t>@outlook.com   +1 562-377-</w:t>
+        <w:t>@outlook.com   +1 562-377-6699  •</w:t>
       </w:r>
-      <w:proofErr w:type="gramStart"/>
-      <w:r>
-        <w:t>6699  •</w:t>
-      </w:r>
-      <w:proofErr w:type="gramEnd"/>
     </w:p>
     <w:p>
       <w:pPr>
@@ -65,13 +60,8 @@
         <w:t xml:space="preserve">   portfolio: </w:t>
       </w:r>
       <w:proofErr w:type="spellStart"/>
-      <w:proofErr w:type="gramStart"/>
       <w:r>
-        <w:t>david.simplifai</w:t>
-      </w:r>
-      <w:proofErr w:type="gramEnd"/>
-      <w:r>
-        <w:t>.team</w:t>
+        <w:t>david.simplifai.team</w:t>
       </w:r>
       <w:proofErr w:type="spellEnd"/>
     </w:p>
@@ -269,6 +259,88 @@
           <w:b w:val="0"/>
           <w:sz w:val="18"/>
         </w:rPr>
+        <w:t>Architected and developed ReviewNudge™ (</w:t>
+      </w:r>
+      <w:hyperlink r:id="rId8" w:history="1">
+        <w:r>
+          <w:rPr>
+            <w:b w:val="0"/>
+            <w:sz w:val="18"/>
+            <w:u w:val="single"/>
+          </w:rPr>
+          <w:t>reviewnudge.dourl.net</w:t>
+        </w:r>
+      </w:hyperlink>
+      <w:r>
+        <w:rPr>
+          <w:b w:val="0"/>
+          <w:sz w:val="18"/>
+        </w:rPr>
+        <w:t>), a multi-tenant, micro-SaaS platform that automates customer review requests, follow-ups, workspace administration, and review-status tracking for service businesses.</w:t>
+      </w:r>
+    </w:p>
+    <w:p>
+      <w:pPr>
+        <w:pStyle w:val="ResumeRole"/>
+        <w:keepNext/>
+        <w:numPr>
+          <w:ilvl w:val="0"/>
+          <w:numId w:val="11"/>
+        </w:numPr>
+        <w:tabs>
+          <w:tab w:val="right" w:pos="10570"/>
+        </w:tabs>
+        <w:rPr>
+          <w:b w:val="0"/>
+          <w:sz w:val="18"/>
+        </w:rPr>
+      </w:pPr>
+      <w:r>
+        <w:rPr>
+          <w:b w:val="0"/>
+          <w:sz w:val="18"/>
+        </w:rPr>
+        <w:t>Designed and developed Portmason™ (</w:t>
+      </w:r>
+      <w:hyperlink r:id="rId9" w:anchor="lab" w:history="1">
+        <w:r>
+          <w:rPr>
+            <w:b w:val="0"/>
+            <w:sz w:val="18"/>
+            <w:u w:val="single"/>
+          </w:rPr>
+          <w:t>www.etal.solutions</w:t>
+        </w:r>
+      </w:hyperlink>
+      <w:r>
+        <w:rPr>
+          <w:b w:val="0"/>
+          <w:sz w:val="18"/>
+        </w:rPr>
+        <w:t>), a portable automation platform that standardizes application provisioning, deployment, configuration, and operations across local and cloud environments.</w:t>
+      </w:r>
+    </w:p>
+    <w:p>
+      <w:pPr>
+        <w:pStyle w:val="ResumeRole"/>
+        <w:keepNext/>
+        <w:numPr>
+          <w:ilvl w:val="0"/>
+          <w:numId w:val="11"/>
+        </w:numPr>
+        <w:tabs>
+          <w:tab w:val="right" w:pos="10570"/>
+        </w:tabs>
+        <w:rPr>
+          <w:b w:val="0"/>
+          <w:sz w:val="18"/>
+        </w:rPr>
+      </w:pPr>
+      <w:r>
+        <w:rPr>
+          <w:b w:val="0"/>
+          <w:sz w:val="18"/>
+        </w:rPr>
         <w:t>Designed and implemented .NET applications, APIs, integration components, automation workflows, and relational data solutions using cloud-ready architectural patterns.</w:t>
       </w:r>
     </w:p>
@@ -596,7 +668,7 @@
       </w:r>
     </w:p>
     <w:sectPr>
-      <w:footerReference w:type="default" r:id="rId8"/>
+      <w:footerReference w:type="default" r:id="rId10"/>
       <w:pgSz w:w="12240" w:h="15840"/>
       <w:pgMar w:top="605" w:right="835" w:bottom="605" w:left="835" w:header="720" w:footer="720" w:gutter="0"/>
       <w:cols w:space="720"/>
@@ -945,6 +1017,155 @@
     </w:lvl>
   </w:abstractNum>
   <w:abstractNum w:abstractNumId="10" w15:restartNumberingAfterBreak="0">
+    <w:nsid w:val="6A81382C"/>
+    <w:multiLevelType w:val="multilevel"/>
+    <w:tmpl w:val="68D652E8"/>
+    <w:lvl w:ilvl="0">
+      <w:start w:val="1"/>
+      <w:numFmt w:val="bullet"/>
+      <w:lvlText w:val=""/>
+      <w:lvlJc w:val="left"/>
+      <w:pPr>
+        <w:tabs>
+          <w:tab w:val="num" w:pos="1080"/>
+        </w:tabs>
+        <w:ind w:left="1080" w:hanging="360"/>
+      </w:pPr>
+      <w:rPr>
+        <w:rFonts w:ascii="Symbol" w:hAnsi="Symbol" w:hint="default"/>
+        <w:sz w:val="20"/>
+      </w:rPr>
+    </w:lvl>
+    <w:lvl w:ilvl="1" w:tentative="1">
+      <w:start w:val="1"/>
+      <w:numFmt w:val="bullet"/>
+      <w:lvlText w:val="o"/>
+      <w:lvlJc w:val="left"/>
+      <w:pPr>
+        <w:tabs>
+          <w:tab w:val="num" w:pos="1800"/>
+        </w:tabs>
+        <w:ind w:left="1800" w:hanging="360"/>
+      </w:pPr>
+      <w:rPr>
+        <w:rFonts w:ascii="Courier New" w:hAnsi="Courier New" w:hint="default"/>
+        <w:sz w:val="20"/>
+      </w:rPr>
+    </w:lvl>
+    <w:lvl w:ilvl="2" w:tentative="1">
+      <w:start w:val="1"/>
+      <w:numFmt w:val="bullet"/>
+      <w:lvlText w:val=""/>
+      <w:lvlJc w:val="left"/>
+      <w:pPr>
+        <w:tabs>
+          <w:tab w:val="num" w:pos="2520"/>
+        </w:tabs>
+        <w:ind w:left="2520" w:hanging="360"/>
+      </w:pPr>
+      <w:rPr>
+        <w:rFonts w:ascii="Wingdings" w:hAnsi="Wingdings" w:hint="default"/>
+        <w:sz w:val="20"/>
+      </w:rPr>
+    </w:lvl>
+    <w:lvl w:ilvl="3" w:tentative="1">
+      <w:start w:val="1"/>
+      <w:numFmt w:val="bullet"/>
+      <w:lvlText w:val=""/>
+      <w:lvlJc w:val="left"/>
+      <w:pPr>
+        <w:tabs>
+          <w:tab w:val="num" w:pos="3240"/>
+        </w:tabs>
+        <w:ind w:left="3240" w:hanging="360"/>
+      </w:pPr>
+      <w:rPr>
+        <w:rFonts w:ascii="Wingdings" w:hAnsi="Wingdings" w:hint="default"/>
+        <w:sz w:val="20"/>
+      </w:rPr>
+    </w:lvl>
+    <w:lvl w:ilvl="4" w:tentative="1">
+      <w:start w:val="1"/>
+      <w:numFmt w:val="bullet"/>
+      <w:lvlText w:val=""/>
+      <w:lvlJc w:val="left"/>
+      <w:pPr>
+        <w:tabs>
+          <w:tab w:val="num" w:pos="3960"/>
+        </w:tabs>
+        <w:ind w:left="3960" w:hanging="360"/>
+      </w:pPr>
+      <w:rPr>
+        <w:rFonts w:ascii="Wingdings" w:hAnsi="Wingdings" w:hint="default"/>
+        <w:sz w:val="20"/>
+      </w:rPr>
+    </w:lvl>
+    <w:lvl w:ilvl="5" w:tentative="1">
+      <w:start w:val="1"/>
+      <w:numFmt w:val="bullet"/>
+      <w:lvlText w:val=""/>
+      <w:lvlJc w:val="left"/>
+      <w:pPr>
+        <w:tabs>
+          <w:tab w:val="num" w:pos="4680"/>
+        </w:tabs>
+        <w:ind w:left="4680" w:hanging="360"/>
+      </w:pPr>
+      <w:rPr>
+        <w:rFonts w:ascii="Wingdings" w:hAnsi="Wingdings" w:hint="default"/>
+        <w:sz w:val="20"/>
+      </w:rPr>
+    </w:lvl>
+    <w:lvl w:ilvl="6" w:tentative="1">
+      <w:start w:val="1"/>
+      <w:numFmt w:val="bullet"/>
+      <w:lvlText w:val=""/>
+      <w:lvlJc w:val="left"/>
+      <w:pPr>
+        <w:tabs>
+          <w:tab w:val="num" w:pos="5400"/>
+        </w:tabs>
+        <w:ind w:left="5400" w:hanging="360"/>
+      </w:pPr>
+      <w:rPr>
+        <w:rFonts w:ascii="Wingdings" w:hAnsi="Wingdings" w:hint="default"/>
+        <w:sz w:val="20"/>
+      </w:rPr>
+    </w:lvl>
+    <w:lvl w:ilvl="7" w:tentative="1">
+      <w:start w:val="1"/>
+      <w:numFmt w:val="bullet"/>
+      <w:lvlText w:val=""/>
+      <w:lvlJc w:val="left"/>
+      <w:pPr>
+        <w:tabs>
+          <w:tab w:val="num" w:pos="6120"/>
+        </w:tabs>
+        <w:ind w:left="6120" w:hanging="360"/>
+      </w:pPr>
+      <w:rPr>
+        <w:rFonts w:ascii="Wingdings" w:hAnsi="Wingdings" w:hint="default"/>
+        <w:sz w:val="20"/>
+      </w:rPr>
+    </w:lvl>
+    <w:lvl w:ilvl="8" w:tentative="1">
+      <w:start w:val="1"/>
+      <w:numFmt w:val="bullet"/>
+      <w:lvlText w:val=""/>
+      <w:lvlJc w:val="left"/>
+      <w:pPr>
+        <w:tabs>
+          <w:tab w:val="num" w:pos="6840"/>
+        </w:tabs>
+        <w:ind w:left="6840" w:hanging="360"/>
+      </w:pPr>
+      <w:rPr>
+        <w:rFonts w:ascii="Wingdings" w:hAnsi="Wingdings" w:hint="default"/>
+        <w:sz w:val="20"/>
+      </w:rPr>
+    </w:lvl>
+  </w:abstractNum>
+  <w:abstractNum w:abstractNumId="11" w15:restartNumberingAfterBreak="0">
     <w:nsid w:val="7B99011E"/>
     <w:multiLevelType w:val="hybridMultilevel"/>
     <w:tmpl w:val="FFC27E50"/>
@@ -1085,10 +1306,13 @@
     <w:abstractNumId w:val="0"/>
   </w:num>
   <w:num w:numId="10" w16cid:durableId="1897813704">
-    <w:abstractNumId w:val="10"/>
+    <w:abstractNumId w:val="11"/>
   </w:num>
   <w:num w:numId="11" w16cid:durableId="1234585362">
     <w:abstractNumId w:val="9"/>
+  </w:num>
+  <w:num w:numId="12" w16cid:durableId="85424684">
+    <w:abstractNumId w:val="10"/>
   </w:num>
 </w:numbering>
 </file>
@@ -12554,6 +12778,35 @@
       <w:sz w:val="17"/>
     </w:rPr>
   </w:style>
+  <w:style w:type="paragraph" w:customStyle="1" w:styleId="BulletedList">
+    <w:name w:val="Bulleted List"/>
+    <w:basedOn w:val="Normal"/>
+    <w:link w:val="BulletedListChar"/>
+    <w:qFormat/>
+    <w:rsid w:val="00B57361"/>
+    <w:pPr>
+      <w:tabs>
+        <w:tab w:val="num" w:pos="720"/>
+      </w:tabs>
+      <w:ind w:left="720" w:right="680" w:hanging="360"/>
+    </w:pPr>
+    <w:rPr>
+      <w:rFonts w:ascii="Times New Roman" w:eastAsia="Times New Roman" w:hAnsi="Times New Roman" w:cs="Times New Roman"/>
+      <w:sz w:val="24"/>
+      <w:szCs w:val="24"/>
+    </w:rPr>
+  </w:style>
+  <w:style w:type="character" w:customStyle="1" w:styleId="BulletedListChar">
+    <w:name w:val="Bulleted List Char"/>
+    <w:basedOn w:val="DefaultParagraphFont"/>
+    <w:link w:val="BulletedList"/>
+    <w:rsid w:val="00B57361"/>
+    <w:rPr>
+      <w:rFonts w:ascii="Times New Roman" w:eastAsia="Times New Roman" w:hAnsi="Times New Roman" w:cs="Times New Roman"/>
+      <w:sz w:val="24"/>
+      <w:szCs w:val="24"/>
+    </w:rPr>
+  </w:style>
 </w:styles>
 </file>
 
